--- a/Web_Laboratoriya_9_R_Shahrizoda.docx
+++ b/Web_Laboratoriya_9_R_Shahrizoda.docx
@@ -2567,16 +2567,7 @@
           <w:szCs w:val="28"/>
           <w:lang w:val="uz-Latn-UZ"/>
         </w:rPr>
-        <w:t>Eng yaxshi amaliyotlar (</w:t>
-      </w:r>
-      <w:r>
-        <w:rPr>
-          <w:rFonts w:hint="default" w:ascii="Times New Roman" w:hAnsi="Times New Roman" w:eastAsia="SimSun" w:cs="Times New Roman"/>
-          <w:sz w:val="28"/>
-          <w:szCs w:val="28"/>
-          <w:lang w:val="uz-Latn-UZ"/>
-        </w:rPr>
-        <w:t>Best Practices):</w:t>
+        <w:t>Eng yaxshi amaliyotlar (Best Practices):</w:t>
       </w:r>
     </w:p>
     <w:p>
@@ -6078,20 +6069,19 @@
         </w:rPr>
         <w:t>Kompyuterda:</w:t>
       </w:r>
+    </w:p>
+    <w:p>
+      <w:pPr>
+        <w:spacing w:line="360" w:lineRule="auto"/>
+        <w:jc w:val="both"/>
+        <w:rPr>
+          <w:rFonts w:hint="default" w:ascii="Times New Roman" w:hAnsi="Times New Roman" w:eastAsia="SimSun" w:cs="Times New Roman"/>
+          <w:sz w:val="28"/>
+          <w:szCs w:val="28"/>
+          <w:lang w:val="uz-Latn-UZ"/>
+        </w:rPr>
+      </w:pPr>
       <w:bookmarkStart w:id="0" w:name="_GoBack"/>
-      <w:bookmarkEnd w:id="0"/>
-    </w:p>
-    <w:p>
-      <w:pPr>
-        <w:spacing w:line="360" w:lineRule="auto"/>
-        <w:jc w:val="both"/>
-        <w:rPr>
-          <w:rFonts w:hint="default" w:ascii="Times New Roman" w:hAnsi="Times New Roman" w:eastAsia="SimSun" w:cs="Times New Roman"/>
-          <w:sz w:val="28"/>
-          <w:szCs w:val="28"/>
-          <w:lang w:val="uz-Latn-UZ"/>
-        </w:rPr>
-      </w:pPr>
       <w:r>
         <w:rPr>
           <w:rFonts w:hint="default" w:ascii="Times New Roman" w:hAnsi="Times New Roman" w:eastAsia="SimSun" w:cs="Times New Roman"/>
@@ -6137,6 +6127,7 @@
           </wp:inline>
         </w:drawing>
       </w:r>
+      <w:bookmarkEnd w:id="0"/>
     </w:p>
     <w:p>
       <w:pPr>
@@ -6426,7 +6417,7 @@
     <w:lsdException w:unhideWhenUsed="0" w:uiPriority="0" w:semiHidden="0" w:name="HTML Sample"/>
     <w:lsdException w:unhideWhenUsed="0" w:uiPriority="0" w:semiHidden="0" w:name="HTML Typewriter"/>
     <w:lsdException w:unhideWhenUsed="0" w:uiPriority="0" w:semiHidden="0" w:name="HTML Variable"/>
-    <w:lsdException w:unhideWhenUsed="0" w:uiPriority="0" w:name="Normal Table"/>
+    <w:lsdException w:qFormat="1" w:unhideWhenUsed="0" w:uiPriority="0" w:name="Normal Table"/>
     <w:lsdException w:unhideWhenUsed="0" w:uiPriority="0" w:semiHidden="0" w:name="annotation subject"/>
     <w:lsdException w:unhideWhenUsed="0" w:uiPriority="0" w:semiHidden="0" w:name="Table Simple 1"/>
     <w:lsdException w:unhideWhenUsed="0" w:uiPriority="0" w:semiHidden="0" w:name="Table Simple 2"/>
@@ -6589,6 +6580,7 @@
   <w:style w:type="table" w:default="1" w:styleId="3">
     <w:name w:val="Normal Table"/>
     <w:semiHidden/>
+    <w:qFormat/>
     <w:uiPriority w:val="0"/>
     <w:tblPr>
       <w:tblCellMar>
